--- a/meeting/會談紀錄表1-3.docx
+++ b/meeting/會談紀錄表1-3.docx
@@ -199,8 +199,17 @@
           <w:rFonts w:ascii="標楷體" w:eastAsia="標楷體" w:hAnsi="標楷體" w:hint="eastAsia"/>
           <w:u w:val="single"/>
         </w:rPr>
-        <w:t>莊博宇、闕帝軒</w:t>
+        <w:t>莊博宇、</w:t>
       </w:r>
+      <w:proofErr w:type="gramStart"/>
+      <w:r>
+        <w:rPr>
+          <w:rFonts w:ascii="標楷體" w:eastAsia="標楷體" w:hAnsi="標楷體" w:hint="eastAsia"/>
+          <w:u w:val="single"/>
+        </w:rPr>
+        <w:t>闕帝軒</w:t>
+      </w:r>
+      <w:proofErr w:type="gramEnd"/>
       <w:r>
         <w:rPr>
           <w:rFonts w:ascii="標楷體" w:eastAsia="標楷體" w:hAnsi="標楷體" w:hint="eastAsia"/>
@@ -235,7 +244,23 @@
           <w:rFonts w:ascii="標楷體" w:eastAsia="標楷體" w:hAnsi="標楷體" w:hint="eastAsia"/>
           <w:u w:val="single"/>
         </w:rPr>
-        <w:t>基於對抗式攻擊與情資平台之 HTTP/3 加密流量自動化安全防禦框架</w:t>
+        <w:t>基於對抗式攻擊</w:t>
+      </w:r>
+      <w:proofErr w:type="gramStart"/>
+      <w:r>
+        <w:rPr>
+          <w:rFonts w:ascii="標楷體" w:eastAsia="標楷體" w:hAnsi="標楷體" w:hint="eastAsia"/>
+          <w:u w:val="single"/>
+        </w:rPr>
+        <w:t>與情資平台</w:t>
+      </w:r>
+      <w:proofErr w:type="gramEnd"/>
+      <w:r>
+        <w:rPr>
+          <w:rFonts w:ascii="標楷體" w:eastAsia="標楷體" w:hAnsi="標楷體" w:hint="eastAsia"/>
+          <w:u w:val="single"/>
+        </w:rPr>
+        <w:t>之 HTTP/3 加密流量自動化安全防禦框架</w:t>
       </w:r>
       <w:r>
         <w:rPr>
@@ -284,11 +309,19 @@
                 <w:rFonts w:ascii="標楷體" w:eastAsia="標楷體" w:hAnsi="標楷體"/>
               </w:rPr>
             </w:pPr>
-            <w:r>
-              <w:rPr>
-                <w:rFonts w:ascii="標楷體" w:eastAsia="標楷體" w:hAnsi="標楷體" w:hint="eastAsia"/>
-              </w:rPr>
-              <w:t>週次</w:t>
+            <w:proofErr w:type="gramStart"/>
+            <w:r>
+              <w:rPr>
+                <w:rFonts w:ascii="標楷體" w:eastAsia="標楷體" w:hAnsi="標楷體" w:hint="eastAsia"/>
+              </w:rPr>
+              <w:t>週</w:t>
+            </w:r>
+            <w:proofErr w:type="gramEnd"/>
+            <w:r>
+              <w:rPr>
+                <w:rFonts w:ascii="標楷體" w:eastAsia="標楷體" w:hAnsi="標楷體" w:hint="eastAsia"/>
+              </w:rPr>
+              <w:t>次</w:t>
             </w:r>
           </w:p>
         </w:tc>
@@ -309,7 +342,21 @@
               <w:rPr>
                 <w:rFonts w:ascii="標楷體" w:eastAsia="標楷體" w:hAnsi="標楷體" w:hint="eastAsia"/>
               </w:rPr>
-              <w:t>本週進度</w:t>
+              <w:t>本</w:t>
+            </w:r>
+            <w:proofErr w:type="gramStart"/>
+            <w:r>
+              <w:rPr>
+                <w:rFonts w:ascii="標楷體" w:eastAsia="標楷體" w:hAnsi="標楷體" w:hint="eastAsia"/>
+              </w:rPr>
+              <w:t>週</w:t>
+            </w:r>
+            <w:proofErr w:type="gramEnd"/>
+            <w:r>
+              <w:rPr>
+                <w:rFonts w:ascii="標楷體" w:eastAsia="標楷體" w:hAnsi="標楷體" w:hint="eastAsia"/>
+              </w:rPr>
+              <w:t>進度</w:t>
             </w:r>
           </w:p>
         </w:tc>
@@ -330,7 +377,21 @@
               <w:rPr>
                 <w:rFonts w:ascii="標楷體" w:eastAsia="標楷體" w:hAnsi="標楷體" w:hint="eastAsia"/>
               </w:rPr>
-              <w:t>預計下週進度</w:t>
+              <w:t>預計下</w:t>
+            </w:r>
+            <w:proofErr w:type="gramStart"/>
+            <w:r>
+              <w:rPr>
+                <w:rFonts w:ascii="標楷體" w:eastAsia="標楷體" w:hAnsi="標楷體" w:hint="eastAsia"/>
+              </w:rPr>
+              <w:t>週</w:t>
+            </w:r>
+            <w:proofErr w:type="gramEnd"/>
+            <w:r>
+              <w:rPr>
+                <w:rFonts w:ascii="標楷體" w:eastAsia="標楷體" w:hAnsi="標楷體" w:hint="eastAsia"/>
+              </w:rPr>
+              <w:t>進度</w:t>
             </w:r>
           </w:p>
         </w:tc>
@@ -351,7 +412,21 @@
               <w:rPr>
                 <w:rFonts w:ascii="標楷體" w:eastAsia="標楷體" w:hAnsi="標楷體" w:hint="eastAsia"/>
               </w:rPr>
-              <w:t>每次會談起迄時間</w:t>
+              <w:t>每次會談</w:t>
+            </w:r>
+            <w:proofErr w:type="gramStart"/>
+            <w:r>
+              <w:rPr>
+                <w:rFonts w:ascii="標楷體" w:eastAsia="標楷體" w:hAnsi="標楷體" w:hint="eastAsia"/>
+              </w:rPr>
+              <w:t>起迄</w:t>
+            </w:r>
+            <w:proofErr w:type="gramEnd"/>
+            <w:r>
+              <w:rPr>
+                <w:rFonts w:ascii="標楷體" w:eastAsia="標楷體" w:hAnsi="標楷體" w:hint="eastAsia"/>
+              </w:rPr>
+              <w:t>時間</w:t>
             </w:r>
           </w:p>
         </w:tc>
@@ -568,7 +643,6 @@
         <w:tc>
           <w:tcPr>
             <w:tcW w:w="3060" w:type="dxa"/>
-            <w:vAlign w:val="center"/>
           </w:tcPr>
           <w:p>
             <w:pPr>
@@ -920,6 +994,12 @@
           </w:tcPr>
           <w:p>
             <w:pPr>
+              <w:pStyle w:val="ab"/>
+              <w:numPr>
+                <w:ilvl w:val="0"/>
+                <w:numId w:val="17"/>
+              </w:numPr>
+              <w:ind w:leftChars="0"/>
               <w:jc w:val="both"/>
               <w:rPr>
                 <w:rFonts w:ascii="標楷體" w:eastAsia="標楷體" w:hAnsi="標楷體"/>
@@ -927,6 +1007,38 @@
                 <w:szCs w:val="20"/>
               </w:rPr>
             </w:pPr>
+            <w:r>
+              <w:rPr>
+                <w:rFonts w:ascii="標楷體" w:eastAsia="標楷體" w:hAnsi="標楷體" w:hint="eastAsia"/>
+                <w:sz w:val="20"/>
+                <w:szCs w:val="20"/>
+              </w:rPr>
+              <w:t>虛擬機架設</w:t>
+            </w:r>
+          </w:p>
+          <w:p>
+            <w:pPr>
+              <w:pStyle w:val="ab"/>
+              <w:numPr>
+                <w:ilvl w:val="0"/>
+                <w:numId w:val="17"/>
+              </w:numPr>
+              <w:ind w:leftChars="0"/>
+              <w:jc w:val="both"/>
+              <w:rPr>
+                <w:rFonts w:ascii="標楷體" w:eastAsia="標楷體" w:hAnsi="標楷體"/>
+                <w:sz w:val="20"/>
+                <w:szCs w:val="20"/>
+              </w:rPr>
+            </w:pPr>
+            <w:r>
+              <w:rPr>
+                <w:rFonts w:ascii="標楷體" w:eastAsia="標楷體" w:hAnsi="標楷體" w:hint="eastAsia"/>
+                <w:sz w:val="20"/>
+                <w:szCs w:val="20"/>
+              </w:rPr>
+              <w:t>規劃好未來架構</w:t>
+            </w:r>
           </w:p>
         </w:tc>
         <w:tc>
@@ -1117,6 +1229,48 @@
             <w:pPr>
               <w:jc w:val="both"/>
               <w:rPr>
+                <w:rFonts w:ascii="標楷體" w:eastAsia="標楷體" w:hAnsi="標楷體" w:hint="eastAsia"/>
+              </w:rPr>
+            </w:pPr>
+            <w:r>
+              <w:rPr>
+                <w:rFonts w:ascii="標楷體" w:eastAsia="標楷體" w:hAnsi="標楷體" w:hint="eastAsia"/>
+              </w:rPr>
+              <w:t>1.</w:t>
+            </w:r>
+            <w:r>
+              <w:rPr>
+                <w:rFonts w:ascii="標楷體" w:eastAsia="標楷體" w:hAnsi="標楷體" w:hint="eastAsia"/>
+              </w:rPr>
+              <w:tab/>
+              <w:t>虛擬機架設</w:t>
+            </w:r>
+          </w:p>
+          <w:p>
+            <w:pPr>
+              <w:jc w:val="both"/>
+              <w:rPr>
+                <w:rFonts w:ascii="標楷體" w:eastAsia="標楷體" w:hAnsi="標楷體"/>
+              </w:rPr>
+            </w:pPr>
+            <w:r>
+              <w:rPr>
+                <w:rFonts w:ascii="標楷體" w:eastAsia="標楷體" w:hAnsi="標楷體" w:hint="eastAsia"/>
+              </w:rPr>
+              <w:t>2.</w:t>
+            </w:r>
+            <w:r>
+              <w:rPr>
+                <w:rFonts w:ascii="標楷體" w:eastAsia="標楷體" w:hAnsi="標楷體" w:hint="eastAsia"/>
+              </w:rPr>
+              <w:tab/>
+              <w:t>規劃好未來架構</w:t>
+            </w:r>
+          </w:p>
+          <w:p>
+            <w:pPr>
+              <w:jc w:val="both"/>
+              <w:rPr>
                 <w:rFonts w:ascii="標楷體" w:eastAsia="標楷體" w:hAnsi="標楷體"/>
               </w:rPr>
             </w:pPr>
@@ -1136,60 +1290,58 @@
                 <w:rFonts w:ascii="標楷體" w:eastAsia="標楷體" w:hAnsi="標楷體"/>
               </w:rPr>
             </w:pPr>
+            <w:r>
+              <w:rPr>
+                <w:rFonts w:ascii="標楷體" w:eastAsia="標楷體" w:hAnsi="標楷體" w:hint="eastAsia"/>
+              </w:rPr>
+              <w:t>指導老師建議：</w:t>
+            </w:r>
+          </w:p>
+          <w:p>
+            <w:pPr>
+              <w:pStyle w:val="ab"/>
+              <w:numPr>
+                <w:ilvl w:val="0"/>
+                <w:numId w:val="18"/>
+              </w:numPr>
+              <w:ind w:leftChars="0"/>
+              <w:jc w:val="both"/>
+              <w:rPr>
+                <w:rFonts w:ascii="標楷體" w:eastAsia="標楷體" w:hAnsi="標楷體"/>
+              </w:rPr>
+            </w:pPr>
+            <w:r>
+              <w:rPr>
+                <w:rFonts w:ascii="標楷體" w:eastAsia="標楷體" w:hAnsi="標楷體" w:hint="eastAsia"/>
+              </w:rPr>
+              <w:t>看哪些可能不需要桌面管理</w:t>
+            </w:r>
+          </w:p>
+          <w:p>
+            <w:pPr>
+              <w:pStyle w:val="ab"/>
+              <w:numPr>
+                <w:ilvl w:val="0"/>
+                <w:numId w:val="18"/>
+              </w:numPr>
+              <w:ind w:leftChars="0"/>
+              <w:jc w:val="both"/>
+              <w:rPr>
+                <w:rFonts w:ascii="標楷體" w:eastAsia="標楷體" w:hAnsi="標楷體"/>
+              </w:rPr>
+            </w:pPr>
+            <w:r>
+              <w:rPr>
+                <w:rFonts w:ascii="標楷體" w:eastAsia="標楷體" w:hAnsi="標楷體" w:hint="eastAsia"/>
+              </w:rPr>
+              <w:t>尋找之後需要使用哪種模型</w:t>
+            </w:r>
           </w:p>
           <w:p>
             <w:pPr>
               <w:jc w:val="both"/>
               <w:rPr>
-                <w:rFonts w:ascii="標楷體" w:eastAsia="標楷體" w:hAnsi="標楷體"/>
-              </w:rPr>
-            </w:pPr>
-          </w:p>
-          <w:p>
-            <w:pPr>
-              <w:jc w:val="both"/>
-              <w:rPr>
-                <w:rFonts w:ascii="標楷體" w:eastAsia="標楷體" w:hAnsi="標楷體"/>
-              </w:rPr>
-            </w:pPr>
-          </w:p>
-          <w:p>
-            <w:pPr>
-              <w:jc w:val="both"/>
-              <w:rPr>
-                <w:rFonts w:ascii="標楷體" w:eastAsia="標楷體" w:hAnsi="標楷體"/>
-              </w:rPr>
-            </w:pPr>
-          </w:p>
-          <w:p>
-            <w:pPr>
-              <w:jc w:val="both"/>
-              <w:rPr>
-                <w:rFonts w:ascii="標楷體" w:eastAsia="標楷體" w:hAnsi="標楷體"/>
-              </w:rPr>
-            </w:pPr>
-          </w:p>
-          <w:p>
-            <w:pPr>
-              <w:jc w:val="both"/>
-              <w:rPr>
-                <w:rFonts w:ascii="標楷體" w:eastAsia="標楷體" w:hAnsi="標楷體"/>
-              </w:rPr>
-            </w:pPr>
-          </w:p>
-          <w:p>
-            <w:pPr>
-              <w:jc w:val="both"/>
-              <w:rPr>
-                <w:rFonts w:ascii="標楷體" w:eastAsia="標楷體" w:hAnsi="標楷體"/>
-              </w:rPr>
-            </w:pPr>
-          </w:p>
-          <w:p>
-            <w:pPr>
-              <w:jc w:val="both"/>
-              <w:rPr>
-                <w:rFonts w:ascii="標楷體" w:eastAsia="標楷體" w:hAnsi="標楷體"/>
+                <w:rFonts w:ascii="標楷體" w:eastAsia="標楷體" w:hAnsi="標楷體" w:hint="eastAsia"/>
               </w:rPr>
             </w:pPr>
           </w:p>
@@ -1214,6 +1366,12 @@
                 <w:rFonts w:ascii="標楷體" w:eastAsia="標楷體" w:hAnsi="標楷體"/>
               </w:rPr>
             </w:pPr>
+            <w:r>
+              <w:rPr>
+                <w:rFonts w:ascii="標楷體" w:eastAsia="標楷體" w:hAnsi="標楷體" w:hint="eastAsia"/>
+              </w:rPr>
+              <w:t>3%</w:t>
+            </w:r>
           </w:p>
         </w:tc>
         <w:tc>
@@ -1224,11 +1382,96 @@
             <w:pPr>
               <w:jc w:val="both"/>
               <w:rPr>
+                <w:rFonts w:ascii="標楷體" w:eastAsia="標楷體" w:hAnsi="標楷體" w:hint="eastAsia"/>
+                <w:sz w:val="20"/>
+                <w:szCs w:val="20"/>
+              </w:rPr>
+            </w:pPr>
+            <w:r>
+              <w:rPr>
+                <w:rFonts w:ascii="標楷體" w:eastAsia="標楷體" w:hAnsi="標楷體" w:hint="eastAsia"/>
+                <w:sz w:val="20"/>
+                <w:szCs w:val="20"/>
+              </w:rPr>
+              <w:t>1.</w:t>
+            </w:r>
+            <w:r>
+              <w:rPr>
+                <w:rFonts w:ascii="標楷體" w:eastAsia="標楷體" w:hAnsi="標楷體" w:hint="eastAsia"/>
+                <w:sz w:val="20"/>
+                <w:szCs w:val="20"/>
+              </w:rPr>
+              <w:tab/>
+              <w:t>找各個paper有關加密流量分析使用的header</w:t>
+            </w:r>
+          </w:p>
+          <w:p>
+            <w:pPr>
+              <w:jc w:val="both"/>
+              <w:rPr>
+                <w:rFonts w:ascii="標楷體" w:eastAsia="標楷體" w:hAnsi="標楷體" w:hint="eastAsia"/>
+                <w:sz w:val="20"/>
+                <w:szCs w:val="20"/>
+              </w:rPr>
+            </w:pPr>
+            <w:r>
+              <w:rPr>
+                <w:rFonts w:ascii="標楷體" w:eastAsia="標楷體" w:hAnsi="標楷體" w:hint="eastAsia"/>
+                <w:sz w:val="20"/>
+                <w:szCs w:val="20"/>
+              </w:rPr>
+              <w:t>2.</w:t>
+            </w:r>
+            <w:r>
+              <w:rPr>
+                <w:rFonts w:ascii="標楷體" w:eastAsia="標楷體" w:hAnsi="標楷體" w:hint="eastAsia"/>
+                <w:sz w:val="20"/>
+                <w:szCs w:val="20"/>
+              </w:rPr>
+              <w:tab/>
+            </w:r>
+            <w:r>
+              <w:rPr>
+                <w:rFonts w:ascii="標楷體" w:eastAsia="標楷體" w:hAnsi="標楷體" w:hint="eastAsia"/>
+                <w:sz w:val="20"/>
+                <w:szCs w:val="20"/>
+              </w:rPr>
+              <w:t>熟悉</w:t>
+            </w:r>
+            <w:r>
+              <w:rPr>
                 <w:rFonts w:ascii="標楷體" w:eastAsia="標楷體" w:hAnsi="標楷體"/>
                 <w:sz w:val="20"/>
                 <w:szCs w:val="20"/>
               </w:rPr>
-            </w:pPr>
+              <w:t xml:space="preserve">python </w:t>
+            </w:r>
+            <w:r>
+              <w:rPr>
+                <w:rFonts w:ascii="標楷體" w:eastAsia="標楷體" w:hAnsi="標楷體" w:hint="eastAsia"/>
+                <w:sz w:val="20"/>
+                <w:szCs w:val="20"/>
+              </w:rPr>
+              <w:t>套件</w:t>
+            </w:r>
+            <w:r>
+              <w:rPr>
+                <w:rFonts w:ascii="標楷體" w:eastAsia="標楷體" w:hAnsi="標楷體"/>
+                <w:sz w:val="20"/>
+                <w:szCs w:val="20"/>
+              </w:rPr>
+              <w:t xml:space="preserve">aioquic &amp; </w:t>
+            </w:r>
+            <w:proofErr w:type="spellStart"/>
+            <w:r>
+              <w:rPr>
+                <w:rFonts w:ascii="標楷體" w:eastAsia="標楷體" w:hAnsi="標楷體"/>
+                <w:sz w:val="20"/>
+                <w:szCs w:val="20"/>
+              </w:rPr>
+              <w:t>scapy</w:t>
+            </w:r>
+            <w:proofErr w:type="spellEnd"/>
           </w:p>
         </w:tc>
         <w:tc>
@@ -1251,7 +1494,55 @@
                 <w:sz w:val="20"/>
                 <w:szCs w:val="20"/>
               </w:rPr>
-              <w:t xml:space="preserve">　　年　　月　　日　　</w:t>
+              <w:t xml:space="preserve">　</w:t>
+            </w:r>
+            <w:r>
+              <w:rPr>
+                <w:rFonts w:ascii="標楷體" w:eastAsia="標楷體" w:hAnsi="標楷體" w:hint="eastAsia"/>
+                <w:sz w:val="20"/>
+                <w:szCs w:val="20"/>
+              </w:rPr>
+              <w:t>115</w:t>
+            </w:r>
+            <w:r>
+              <w:rPr>
+                <w:rFonts w:ascii="標楷體" w:eastAsia="標楷體" w:hAnsi="標楷體" w:hint="eastAsia"/>
+                <w:sz w:val="20"/>
+                <w:szCs w:val="20"/>
+              </w:rPr>
+              <w:t xml:space="preserve">年　</w:t>
+            </w:r>
+            <w:r>
+              <w:rPr>
+                <w:rFonts w:ascii="標楷體" w:eastAsia="標楷體" w:hAnsi="標楷體" w:hint="eastAsia"/>
+                <w:sz w:val="20"/>
+                <w:szCs w:val="20"/>
+              </w:rPr>
+              <w:t>3</w:t>
+            </w:r>
+            <w:r>
+              <w:rPr>
+                <w:rFonts w:ascii="標楷體" w:eastAsia="標楷體" w:hAnsi="標楷體" w:hint="eastAsia"/>
+                <w:sz w:val="20"/>
+                <w:szCs w:val="20"/>
+              </w:rPr>
+              <w:t xml:space="preserve">月　</w:t>
+            </w:r>
+            <w:r>
+              <w:rPr>
+                <w:rFonts w:ascii="標楷體" w:eastAsia="標楷體" w:hAnsi="標楷體" w:hint="eastAsia"/>
+                <w:sz w:val="20"/>
+                <w:szCs w:val="20"/>
+              </w:rPr>
+              <w:t>11</w:t>
+            </w:r>
+            <w:r>
+              <w:rPr>
+                <w:rFonts w:ascii="標楷體" w:eastAsia="標楷體" w:hAnsi="標楷體" w:hint="eastAsia"/>
+                <w:sz w:val="20"/>
+                <w:szCs w:val="20"/>
+              </w:rPr>
+              <w:t xml:space="preserve">日　　</w:t>
             </w:r>
             <w:r>
               <w:rPr>
@@ -1260,7 +1551,79 @@
                 <w:szCs w:val="20"/>
               </w:rPr>
               <w:br/>
-              <w:t xml:space="preserve">　　：　　分至　　：　分</w:t>
+              <w:t xml:space="preserve">　</w:t>
+            </w:r>
+            <w:r>
+              <w:rPr>
+                <w:rFonts w:ascii="標楷體" w:eastAsia="標楷體" w:hAnsi="標楷體" w:hint="eastAsia"/>
+                <w:sz w:val="20"/>
+                <w:szCs w:val="20"/>
+              </w:rPr>
+              <w:t>15</w:t>
+            </w:r>
+            <w:r>
+              <w:rPr>
+                <w:rFonts w:ascii="標楷體" w:eastAsia="標楷體" w:hAnsi="標楷體" w:hint="eastAsia"/>
+                <w:sz w:val="20"/>
+                <w:szCs w:val="20"/>
+              </w:rPr>
+              <w:t>：</w:t>
+            </w:r>
+            <w:r>
+              <w:rPr>
+                <w:rFonts w:ascii="標楷體" w:eastAsia="標楷體" w:hAnsi="標楷體" w:hint="eastAsia"/>
+                <w:sz w:val="20"/>
+                <w:szCs w:val="20"/>
+              </w:rPr>
+              <w:t>30</w:t>
+            </w:r>
+            <w:r>
+              <w:rPr>
+                <w:rFonts w:ascii="標楷體" w:eastAsia="標楷體" w:hAnsi="標楷體" w:hint="eastAsia"/>
+                <w:sz w:val="20"/>
+                <w:szCs w:val="20"/>
+              </w:rPr>
+              <w:t>分至</w:t>
+            </w:r>
+            <w:r>
+              <w:rPr>
+                <w:rFonts w:ascii="標楷體" w:eastAsia="標楷體" w:hAnsi="標楷體" w:hint="eastAsia"/>
+                <w:sz w:val="20"/>
+                <w:szCs w:val="20"/>
+              </w:rPr>
+              <w:t xml:space="preserve"> 1</w:t>
+            </w:r>
+            <w:r>
+              <w:rPr>
+                <w:rFonts w:ascii="標楷體" w:eastAsia="標楷體" w:hAnsi="標楷體" w:hint="eastAsia"/>
+                <w:sz w:val="20"/>
+                <w:szCs w:val="20"/>
+              </w:rPr>
+              <w:t>6</w:t>
+            </w:r>
+            <w:r>
+              <w:rPr>
+                <w:rFonts w:ascii="標楷體" w:eastAsia="標楷體" w:hAnsi="標楷體" w:hint="eastAsia"/>
+                <w:sz w:val="20"/>
+                <w:szCs w:val="20"/>
+              </w:rPr>
+              <w:t>：</w:t>
+            </w:r>
+            <w:r>
+              <w:rPr>
+                <w:rFonts w:ascii="標楷體" w:eastAsia="標楷體" w:hAnsi="標楷體" w:hint="eastAsia"/>
+                <w:sz w:val="20"/>
+                <w:szCs w:val="20"/>
+              </w:rPr>
+              <w:t>10</w:t>
+            </w:r>
+            <w:r>
+              <w:rPr>
+                <w:rFonts w:ascii="標楷體" w:eastAsia="標楷體" w:hAnsi="標楷體" w:hint="eastAsia"/>
+                <w:sz w:val="20"/>
+                <w:szCs w:val="20"/>
+              </w:rPr>
+              <w:t>分</w:t>
             </w:r>
           </w:p>
         </w:tc>
@@ -1328,23 +1691,77 @@
           <w:sz w:val="20"/>
           <w:szCs w:val="20"/>
         </w:rPr>
-        <w:t>持有此單之組別請妥善保管，並</w:t>
+        <w:t>持有此單之</w:t>
       </w:r>
+      <w:proofErr w:type="gramStart"/>
       <w:r>
         <w:rPr>
           <w:rFonts w:ascii="標楷體" w:eastAsia="標楷體" w:hAnsi="標楷體" w:hint="eastAsia"/>
           <w:sz w:val="20"/>
           <w:szCs w:val="20"/>
         </w:rPr>
-        <w:t>於學期末時一併繳回</w:t>
+        <w:t>組別請妥善</w:t>
       </w:r>
+      <w:proofErr w:type="gramEnd"/>
       <w:r>
         <w:rPr>
           <w:rFonts w:ascii="標楷體" w:eastAsia="標楷體" w:hAnsi="標楷體" w:hint="eastAsia"/>
           <w:sz w:val="20"/>
           <w:szCs w:val="20"/>
         </w:rPr>
-        <w:t>系辦存查。</w:t>
+        <w:t>保管，並</w:t>
+      </w:r>
+      <w:r>
+        <w:rPr>
+          <w:rFonts w:ascii="標楷體" w:eastAsia="標楷體" w:hAnsi="標楷體" w:hint="eastAsia"/>
+          <w:sz w:val="20"/>
+          <w:szCs w:val="20"/>
+        </w:rPr>
+        <w:t>於學期</w:t>
+      </w:r>
+      <w:proofErr w:type="gramStart"/>
+      <w:r>
+        <w:rPr>
+          <w:rFonts w:ascii="標楷體" w:eastAsia="標楷體" w:hAnsi="標楷體" w:hint="eastAsia"/>
+          <w:sz w:val="20"/>
+          <w:szCs w:val="20"/>
+        </w:rPr>
+        <w:t>末時</w:t>
+      </w:r>
+      <w:proofErr w:type="gramEnd"/>
+      <w:r>
+        <w:rPr>
+          <w:rFonts w:ascii="標楷體" w:eastAsia="標楷體" w:hAnsi="標楷體" w:hint="eastAsia"/>
+          <w:sz w:val="20"/>
+          <w:szCs w:val="20"/>
+        </w:rPr>
+        <w:t>一併</w:t>
+      </w:r>
+      <w:proofErr w:type="gramStart"/>
+      <w:r>
+        <w:rPr>
+          <w:rFonts w:ascii="標楷體" w:eastAsia="標楷體" w:hAnsi="標楷體" w:hint="eastAsia"/>
+          <w:sz w:val="20"/>
+          <w:szCs w:val="20"/>
+        </w:rPr>
+        <w:t>繳回</w:t>
+      </w:r>
+      <w:r>
+        <w:rPr>
+          <w:rFonts w:ascii="標楷體" w:eastAsia="標楷體" w:hAnsi="標楷體" w:hint="eastAsia"/>
+          <w:sz w:val="20"/>
+          <w:szCs w:val="20"/>
+        </w:rPr>
+        <w:t>系辦</w:t>
+      </w:r>
+      <w:proofErr w:type="gramEnd"/>
+      <w:r>
+        <w:rPr>
+          <w:rFonts w:ascii="標楷體" w:eastAsia="標楷體" w:hAnsi="標楷體" w:hint="eastAsia"/>
+          <w:sz w:val="20"/>
+          <w:szCs w:val="20"/>
+        </w:rPr>
+        <w:t>存查。</w:t>
       </w:r>
     </w:p>
     <w:p>
@@ -1377,8 +1794,16 @@
           <w:rFonts w:ascii="標楷體" w:eastAsia="標楷體" w:hAnsi="標楷體" w:hint="eastAsia"/>
         </w:rPr>
         <w:lastRenderedPageBreak/>
-        <w:t>第一週</w:t>
+        <w:t>第一</w:t>
       </w:r>
+      <w:proofErr w:type="gramStart"/>
+      <w:r>
+        <w:rPr>
+          <w:rFonts w:ascii="標楷體" w:eastAsia="標楷體" w:hAnsi="標楷體" w:hint="eastAsia"/>
+        </w:rPr>
+        <w:t>週</w:t>
+      </w:r>
+      <w:proofErr w:type="gramEnd"/>
     </w:p>
     <w:p>
       <w:pPr>
@@ -1499,8 +1924,16 @@
         <w:rPr>
           <w:rFonts w:ascii="標楷體" w:eastAsia="標楷體" w:hAnsi="標楷體" w:hint="eastAsia"/>
         </w:rPr>
-        <w:t>第二週</w:t>
+        <w:t>第二</w:t>
       </w:r>
+      <w:proofErr w:type="gramStart"/>
+      <w:r>
+        <w:rPr>
+          <w:rFonts w:ascii="標楷體" w:eastAsia="標楷體" w:hAnsi="標楷體" w:hint="eastAsia"/>
+        </w:rPr>
+        <w:t>週</w:t>
+      </w:r>
+      <w:proofErr w:type="gramEnd"/>
     </w:p>
     <w:p>
       <w:pPr>
@@ -1515,7 +1948,7 @@
           <w:noProof/>
         </w:rPr>
         <w:drawing>
-          <wp:inline distT="0" distB="0" distL="0" distR="0" wp14:anchorId="5921E785" wp14:editId="36BABA29">
+          <wp:inline distT="0" distB="0" distL="0" distR="0" wp14:anchorId="5921E785" wp14:editId="2309BA0C">
             <wp:extent cx="3600000" cy="2700595"/>
             <wp:effectExtent l="0" t="0" r="635" b="5080"/>
             <wp:docPr id="1489035483" name="圖片 4"/>
@@ -1616,7 +2049,117 @@
         <w:rPr>
           <w:rFonts w:ascii="標楷體" w:eastAsia="標楷體" w:hAnsi="標楷體" w:hint="eastAsia"/>
         </w:rPr>
-        <w:t>第三週</w:t>
+        <w:t>第三</w:t>
+      </w:r>
+      <w:proofErr w:type="gramStart"/>
+      <w:r>
+        <w:rPr>
+          <w:rFonts w:ascii="標楷體" w:eastAsia="標楷體" w:hAnsi="標楷體" w:hint="eastAsia"/>
+        </w:rPr>
+        <w:t>週</w:t>
+      </w:r>
+      <w:proofErr w:type="gramEnd"/>
+    </w:p>
+    <w:p>
+      <w:pPr>
+        <w:jc w:val="both"/>
+        <w:rPr>
+          <w:rFonts w:ascii="標楷體" w:eastAsia="標楷體" w:hAnsi="標楷體"/>
+        </w:rPr>
+      </w:pPr>
+      <w:r>
+        <w:rPr>
+          <w:rFonts w:ascii="標楷體" w:eastAsia="標楷體" w:hAnsi="標楷體"/>
+          <w:noProof/>
+        </w:rPr>
+        <w:drawing>
+          <wp:inline distT="0" distB="0" distL="0" distR="0" wp14:anchorId="6BDB5DA1" wp14:editId="0655417E">
+            <wp:extent cx="3600000" cy="2700595"/>
+            <wp:effectExtent l="0" t="0" r="635" b="5080"/>
+            <wp:docPr id="557105075" name="圖片 2"/>
+            <wp:cNvGraphicFramePr>
+              <a:graphicFrameLocks xmlns:a="http://schemas.openxmlformats.org/drawingml/2006/main" noChangeAspect="1"/>
+            </wp:cNvGraphicFramePr>
+            <a:graphic xmlns:a="http://schemas.openxmlformats.org/drawingml/2006/main">
+              <a:graphicData uri="http://schemas.openxmlformats.org/drawingml/2006/picture">
+                <pic:pic xmlns:pic="http://schemas.openxmlformats.org/drawingml/2006/picture">
+                  <pic:nvPicPr>
+                    <pic:cNvPr id="557105075" name="圖片 557105075"/>
+                    <pic:cNvPicPr/>
+                  </pic:nvPicPr>
+                  <pic:blipFill>
+                    <a:blip r:embed="rId12" cstate="print">
+                      <a:extLst>
+                        <a:ext uri="{28A0092B-C50C-407E-A947-70E740481C1C}">
+                          <a14:useLocalDpi xmlns:a14="http://schemas.microsoft.com/office/drawing/2010/main" val="0"/>
+                        </a:ext>
+                      </a:extLst>
+                    </a:blip>
+                    <a:stretch>
+                      <a:fillRect/>
+                    </a:stretch>
+                  </pic:blipFill>
+                  <pic:spPr>
+                    <a:xfrm>
+                      <a:off x="0" y="0"/>
+                      <a:ext cx="3600000" cy="2700595"/>
+                    </a:xfrm>
+                    <a:prstGeom prst="rect">
+                      <a:avLst/>
+                    </a:prstGeom>
+                  </pic:spPr>
+                </pic:pic>
+              </a:graphicData>
+            </a:graphic>
+          </wp:inline>
+        </w:drawing>
+      </w:r>
+      <w:r>
+        <w:rPr>
+          <w:rFonts w:ascii="標楷體" w:eastAsia="標楷體" w:hAnsi="標楷體"/>
+          <w:noProof/>
+        </w:rPr>
+        <w:drawing>
+          <wp:inline distT="0" distB="0" distL="0" distR="0" wp14:anchorId="46212158" wp14:editId="54F6422B">
+            <wp:extent cx="3600000" cy="2700595"/>
+            <wp:effectExtent l="0" t="0" r="635" b="5080"/>
+            <wp:docPr id="550558305" name="圖片 3"/>
+            <wp:cNvGraphicFramePr>
+              <a:graphicFrameLocks xmlns:a="http://schemas.openxmlformats.org/drawingml/2006/main" noChangeAspect="1"/>
+            </wp:cNvGraphicFramePr>
+            <a:graphic xmlns:a="http://schemas.openxmlformats.org/drawingml/2006/main">
+              <a:graphicData uri="http://schemas.openxmlformats.org/drawingml/2006/picture">
+                <pic:pic xmlns:pic="http://schemas.openxmlformats.org/drawingml/2006/picture">
+                  <pic:nvPicPr>
+                    <pic:cNvPr id="550558305" name="圖片 550558305"/>
+                    <pic:cNvPicPr/>
+                  </pic:nvPicPr>
+                  <pic:blipFill>
+                    <a:blip r:embed="rId13" cstate="print">
+                      <a:extLst>
+                        <a:ext uri="{28A0092B-C50C-407E-A947-70E740481C1C}">
+                          <a14:useLocalDpi xmlns:a14="http://schemas.microsoft.com/office/drawing/2010/main" val="0"/>
+                        </a:ext>
+                      </a:extLst>
+                    </a:blip>
+                    <a:stretch>
+                      <a:fillRect/>
+                    </a:stretch>
+                  </pic:blipFill>
+                  <pic:spPr>
+                    <a:xfrm>
+                      <a:off x="0" y="0"/>
+                      <a:ext cx="3600000" cy="2700595"/>
+                    </a:xfrm>
+                    <a:prstGeom prst="rect">
+                      <a:avLst/>
+                    </a:prstGeom>
+                  </pic:spPr>
+                </pic:pic>
+              </a:graphicData>
+            </a:graphic>
+          </wp:inline>
+        </w:drawing>
       </w:r>
     </w:p>
     <w:p>
@@ -1628,12 +2171,12 @@
       </w:pPr>
     </w:p>
     <w:sectPr>
-      <w:headerReference w:type="even" r:id="rId12"/>
-      <w:headerReference w:type="default" r:id="rId13"/>
-      <w:footerReference w:type="even" r:id="rId14"/>
-      <w:footerReference w:type="default" r:id="rId15"/>
-      <w:headerReference w:type="first" r:id="rId16"/>
-      <w:footerReference w:type="first" r:id="rId17"/>
+      <w:headerReference w:type="even" r:id="rId14"/>
+      <w:headerReference w:type="default" r:id="rId15"/>
+      <w:footerReference w:type="even" r:id="rId16"/>
+      <w:footerReference w:type="default" r:id="rId17"/>
+      <w:headerReference w:type="first" r:id="rId18"/>
+      <w:footerReference w:type="first" r:id="rId19"/>
       <w:pgSz w:w="11906" w:h="16838"/>
       <w:pgMar w:top="567" w:right="1418" w:bottom="851" w:left="1418" w:header="284" w:footer="567" w:gutter="0"/>
       <w:cols w:space="425"/>
@@ -2184,6 +2727,95 @@
     </w:lvl>
   </w:abstractNum>
   <w:abstractNum w:abstractNumId="5" w15:restartNumberingAfterBreak="0">
+    <w:nsid w:val="3F33439E"/>
+    <w:multiLevelType w:val="hybridMultilevel"/>
+    <w:tmpl w:val="BCBA9FC8"/>
+    <w:lvl w:ilvl="0" w:tplc="FFFFFFFF">
+      <w:start w:val="1"/>
+      <w:numFmt w:val="decimal"/>
+      <w:lvlText w:val="%1."/>
+      <w:lvlJc w:val="left"/>
+      <w:pPr>
+        <w:ind w:left="284" w:hanging="284"/>
+      </w:pPr>
+      <w:rPr>
+        <w:rFonts w:hint="eastAsia"/>
+      </w:rPr>
+    </w:lvl>
+    <w:lvl w:ilvl="1" w:tplc="FFFFFFFF" w:tentative="1">
+      <w:start w:val="1"/>
+      <w:numFmt w:val="ideographTraditional"/>
+      <w:lvlText w:val="%2、"/>
+      <w:lvlJc w:val="left"/>
+      <w:pPr>
+        <w:ind w:left="960" w:hanging="480"/>
+      </w:pPr>
+    </w:lvl>
+    <w:lvl w:ilvl="2" w:tplc="FFFFFFFF" w:tentative="1">
+      <w:start w:val="1"/>
+      <w:numFmt w:val="lowerRoman"/>
+      <w:lvlText w:val="%3."/>
+      <w:lvlJc w:val="right"/>
+      <w:pPr>
+        <w:ind w:left="1440" w:hanging="480"/>
+      </w:pPr>
+    </w:lvl>
+    <w:lvl w:ilvl="3" w:tplc="FFFFFFFF" w:tentative="1">
+      <w:start w:val="1"/>
+      <w:numFmt w:val="decimal"/>
+      <w:lvlText w:val="%4."/>
+      <w:lvlJc w:val="left"/>
+      <w:pPr>
+        <w:ind w:left="1920" w:hanging="480"/>
+      </w:pPr>
+    </w:lvl>
+    <w:lvl w:ilvl="4" w:tplc="FFFFFFFF" w:tentative="1">
+      <w:start w:val="1"/>
+      <w:numFmt w:val="ideographTraditional"/>
+      <w:lvlText w:val="%5、"/>
+      <w:lvlJc w:val="left"/>
+      <w:pPr>
+        <w:ind w:left="2400" w:hanging="480"/>
+      </w:pPr>
+    </w:lvl>
+    <w:lvl w:ilvl="5" w:tplc="FFFFFFFF" w:tentative="1">
+      <w:start w:val="1"/>
+      <w:numFmt w:val="lowerRoman"/>
+      <w:lvlText w:val="%6."/>
+      <w:lvlJc w:val="right"/>
+      <w:pPr>
+        <w:ind w:left="2880" w:hanging="480"/>
+      </w:pPr>
+    </w:lvl>
+    <w:lvl w:ilvl="6" w:tplc="FFFFFFFF" w:tentative="1">
+      <w:start w:val="1"/>
+      <w:numFmt w:val="decimal"/>
+      <w:lvlText w:val="%7."/>
+      <w:lvlJc w:val="left"/>
+      <w:pPr>
+        <w:ind w:left="3360" w:hanging="480"/>
+      </w:pPr>
+    </w:lvl>
+    <w:lvl w:ilvl="7" w:tplc="FFFFFFFF" w:tentative="1">
+      <w:start w:val="1"/>
+      <w:numFmt w:val="ideographTraditional"/>
+      <w:lvlText w:val="%8、"/>
+      <w:lvlJc w:val="left"/>
+      <w:pPr>
+        <w:ind w:left="3840" w:hanging="480"/>
+      </w:pPr>
+    </w:lvl>
+    <w:lvl w:ilvl="8" w:tplc="FFFFFFFF" w:tentative="1">
+      <w:start w:val="1"/>
+      <w:numFmt w:val="lowerRoman"/>
+      <w:lvlText w:val="%9."/>
+      <w:lvlJc w:val="right"/>
+      <w:pPr>
+        <w:ind w:left="4320" w:hanging="480"/>
+      </w:pPr>
+    </w:lvl>
+  </w:abstractNum>
+  <w:abstractNum w:abstractNumId="6" w15:restartNumberingAfterBreak="0">
     <w:nsid w:val="4016406A"/>
     <w:multiLevelType w:val="hybridMultilevel"/>
     <w:tmpl w:val="93301A2C"/>
@@ -2272,7 +2904,7 @@
       </w:pPr>
     </w:lvl>
   </w:abstractNum>
-  <w:abstractNum w:abstractNumId="6" w15:restartNumberingAfterBreak="0">
+  <w:abstractNum w:abstractNumId="7" w15:restartNumberingAfterBreak="0">
     <w:nsid w:val="445E1FFB"/>
     <w:multiLevelType w:val="hybridMultilevel"/>
     <w:tmpl w:val="F3849C5C"/>
@@ -2412,7 +3044,7 @@
       </w:rPr>
     </w:lvl>
   </w:abstractNum>
-  <w:abstractNum w:abstractNumId="7" w15:restartNumberingAfterBreak="0">
+  <w:abstractNum w:abstractNumId="8" w15:restartNumberingAfterBreak="0">
     <w:nsid w:val="44E42127"/>
     <w:multiLevelType w:val="hybridMultilevel"/>
     <w:tmpl w:val="C0ECC0FE"/>
@@ -2528,7 +3160,7 @@
       </w:pPr>
     </w:lvl>
   </w:abstractNum>
-  <w:abstractNum w:abstractNumId="8" w15:restartNumberingAfterBreak="0">
+  <w:abstractNum w:abstractNumId="9" w15:restartNumberingAfterBreak="0">
     <w:nsid w:val="54BF5B3A"/>
     <w:multiLevelType w:val="hybridMultilevel"/>
     <w:tmpl w:val="F4423B4C"/>
@@ -2617,7 +3249,7 @@
       </w:pPr>
     </w:lvl>
   </w:abstractNum>
-  <w:abstractNum w:abstractNumId="9" w15:restartNumberingAfterBreak="0">
+  <w:abstractNum w:abstractNumId="10" w15:restartNumberingAfterBreak="0">
     <w:nsid w:val="62EF49D8"/>
     <w:multiLevelType w:val="hybridMultilevel"/>
     <w:tmpl w:val="72C46ADA"/>
@@ -2709,7 +3341,7 @@
       </w:pPr>
     </w:lvl>
   </w:abstractNum>
-  <w:abstractNum w:abstractNumId="10" w15:restartNumberingAfterBreak="0">
+  <w:abstractNum w:abstractNumId="11" w15:restartNumberingAfterBreak="0">
     <w:nsid w:val="640C5AC3"/>
     <w:multiLevelType w:val="hybridMultilevel"/>
     <w:tmpl w:val="BCC2FE88"/>
@@ -2848,7 +3480,96 @@
       </w:rPr>
     </w:lvl>
   </w:abstractNum>
-  <w:abstractNum w:abstractNumId="11" w15:restartNumberingAfterBreak="0">
+  <w:abstractNum w:abstractNumId="12" w15:restartNumberingAfterBreak="0">
+    <w:nsid w:val="649F7D3C"/>
+    <w:multiLevelType w:val="hybridMultilevel"/>
+    <w:tmpl w:val="2E3E9082"/>
+    <w:lvl w:ilvl="0" w:tplc="9F4CB0DA">
+      <w:start w:val="1"/>
+      <w:numFmt w:val="decimal"/>
+      <w:lvlText w:val="%1."/>
+      <w:lvlJc w:val="left"/>
+      <w:pPr>
+        <w:ind w:left="284" w:hanging="284"/>
+      </w:pPr>
+      <w:rPr>
+        <w:rFonts w:hint="eastAsia"/>
+      </w:rPr>
+    </w:lvl>
+    <w:lvl w:ilvl="1" w:tplc="04090019" w:tentative="1">
+      <w:start w:val="1"/>
+      <w:numFmt w:val="ideographTraditional"/>
+      <w:lvlText w:val="%2、"/>
+      <w:lvlJc w:val="left"/>
+      <w:pPr>
+        <w:ind w:left="960" w:hanging="480"/>
+      </w:pPr>
+    </w:lvl>
+    <w:lvl w:ilvl="2" w:tplc="0409001B" w:tentative="1">
+      <w:start w:val="1"/>
+      <w:numFmt w:val="lowerRoman"/>
+      <w:lvlText w:val="%3."/>
+      <w:lvlJc w:val="right"/>
+      <w:pPr>
+        <w:ind w:left="1440" w:hanging="480"/>
+      </w:pPr>
+    </w:lvl>
+    <w:lvl w:ilvl="3" w:tplc="0409000F" w:tentative="1">
+      <w:start w:val="1"/>
+      <w:numFmt w:val="decimal"/>
+      <w:lvlText w:val="%4."/>
+      <w:lvlJc w:val="left"/>
+      <w:pPr>
+        <w:ind w:left="1920" w:hanging="480"/>
+      </w:pPr>
+    </w:lvl>
+    <w:lvl w:ilvl="4" w:tplc="04090019" w:tentative="1">
+      <w:start w:val="1"/>
+      <w:numFmt w:val="ideographTraditional"/>
+      <w:lvlText w:val="%5、"/>
+      <w:lvlJc w:val="left"/>
+      <w:pPr>
+        <w:ind w:left="2400" w:hanging="480"/>
+      </w:pPr>
+    </w:lvl>
+    <w:lvl w:ilvl="5" w:tplc="0409001B" w:tentative="1">
+      <w:start w:val="1"/>
+      <w:numFmt w:val="lowerRoman"/>
+      <w:lvlText w:val="%6."/>
+      <w:lvlJc w:val="right"/>
+      <w:pPr>
+        <w:ind w:left="2880" w:hanging="480"/>
+      </w:pPr>
+    </w:lvl>
+    <w:lvl w:ilvl="6" w:tplc="0409000F" w:tentative="1">
+      <w:start w:val="1"/>
+      <w:numFmt w:val="decimal"/>
+      <w:lvlText w:val="%7."/>
+      <w:lvlJc w:val="left"/>
+      <w:pPr>
+        <w:ind w:left="3360" w:hanging="480"/>
+      </w:pPr>
+    </w:lvl>
+    <w:lvl w:ilvl="7" w:tplc="04090019" w:tentative="1">
+      <w:start w:val="1"/>
+      <w:numFmt w:val="ideographTraditional"/>
+      <w:lvlText w:val="%8、"/>
+      <w:lvlJc w:val="left"/>
+      <w:pPr>
+        <w:ind w:left="3840" w:hanging="480"/>
+      </w:pPr>
+    </w:lvl>
+    <w:lvl w:ilvl="8" w:tplc="0409001B" w:tentative="1">
+      <w:start w:val="1"/>
+      <w:numFmt w:val="lowerRoman"/>
+      <w:lvlText w:val="%9."/>
+      <w:lvlJc w:val="right"/>
+      <w:pPr>
+        <w:ind w:left="4320" w:hanging="480"/>
+      </w:pPr>
+    </w:lvl>
+  </w:abstractNum>
+  <w:abstractNum w:abstractNumId="13" w15:restartNumberingAfterBreak="0">
     <w:nsid w:val="66D830C5"/>
     <w:multiLevelType w:val="hybridMultilevel"/>
     <w:tmpl w:val="94C84858"/>
@@ -2937,7 +3658,7 @@
       </w:pPr>
     </w:lvl>
   </w:abstractNum>
-  <w:abstractNum w:abstractNumId="12" w15:restartNumberingAfterBreak="0">
+  <w:abstractNum w:abstractNumId="14" w15:restartNumberingAfterBreak="0">
     <w:nsid w:val="73E32EDD"/>
     <w:multiLevelType w:val="hybridMultilevel"/>
     <w:tmpl w:val="ABDCA84A"/>
@@ -3026,7 +3747,7 @@
       </w:pPr>
     </w:lvl>
   </w:abstractNum>
-  <w:abstractNum w:abstractNumId="13" w15:restartNumberingAfterBreak="0">
+  <w:abstractNum w:abstractNumId="15" w15:restartNumberingAfterBreak="0">
     <w:nsid w:val="782D3053"/>
     <w:multiLevelType w:val="hybridMultilevel"/>
     <w:tmpl w:val="BCBA9FC8"/>
@@ -3115,7 +3836,7 @@
       </w:pPr>
     </w:lvl>
   </w:abstractNum>
-  <w:abstractNum w:abstractNumId="14" w15:restartNumberingAfterBreak="0">
+  <w:abstractNum w:abstractNumId="16" w15:restartNumberingAfterBreak="0">
     <w:nsid w:val="7A1661B5"/>
     <w:multiLevelType w:val="hybridMultilevel"/>
     <w:tmpl w:val="8AD6CC94"/>
@@ -3204,7 +3925,7 @@
       </w:pPr>
     </w:lvl>
   </w:abstractNum>
-  <w:abstractNum w:abstractNumId="15" w15:restartNumberingAfterBreak="0">
+  <w:abstractNum w:abstractNumId="17" w15:restartNumberingAfterBreak="0">
     <w:nsid w:val="7F077E00"/>
     <w:multiLevelType w:val="hybridMultilevel"/>
     <w:tmpl w:val="26DC522A"/>
@@ -3294,52 +4015,58 @@
     </w:lvl>
   </w:abstractNum>
   <w:num w:numId="1" w16cid:durableId="158228495">
-    <w:abstractNumId w:val="7"/>
+    <w:abstractNumId w:val="8"/>
   </w:num>
   <w:num w:numId="2" w16cid:durableId="639382776">
-    <w:abstractNumId w:val="6"/>
+    <w:abstractNumId w:val="7"/>
   </w:num>
   <w:num w:numId="3" w16cid:durableId="359934067">
     <w:abstractNumId w:val="4"/>
   </w:num>
   <w:num w:numId="4" w16cid:durableId="31805640">
-    <w:abstractNumId w:val="9"/>
+    <w:abstractNumId w:val="10"/>
   </w:num>
   <w:num w:numId="5" w16cid:durableId="368457543">
-    <w:abstractNumId w:val="12"/>
+    <w:abstractNumId w:val="14"/>
   </w:num>
   <w:num w:numId="6" w16cid:durableId="1270816349">
     <w:abstractNumId w:val="2"/>
   </w:num>
   <w:num w:numId="7" w16cid:durableId="1066102636">
-    <w:abstractNumId w:val="14"/>
+    <w:abstractNumId w:val="16"/>
   </w:num>
   <w:num w:numId="8" w16cid:durableId="21833621">
-    <w:abstractNumId w:val="8"/>
+    <w:abstractNumId w:val="9"/>
   </w:num>
   <w:num w:numId="9" w16cid:durableId="1718041367">
     <w:abstractNumId w:val="0"/>
   </w:num>
   <w:num w:numId="10" w16cid:durableId="1917009919">
-    <w:abstractNumId w:val="10"/>
+    <w:abstractNumId w:val="11"/>
   </w:num>
   <w:num w:numId="11" w16cid:durableId="1112743108">
     <w:abstractNumId w:val="3"/>
   </w:num>
   <w:num w:numId="12" w16cid:durableId="639960037">
-    <w:abstractNumId w:val="15"/>
+    <w:abstractNumId w:val="17"/>
   </w:num>
   <w:num w:numId="13" w16cid:durableId="132718574">
     <w:abstractNumId w:val="1"/>
   </w:num>
   <w:num w:numId="14" w16cid:durableId="1089958900">
-    <w:abstractNumId w:val="11"/>
+    <w:abstractNumId w:val="13"/>
   </w:num>
   <w:num w:numId="15" w16cid:durableId="1751272216">
-    <w:abstractNumId w:val="5"/>
+    <w:abstractNumId w:val="6"/>
   </w:num>
   <w:num w:numId="16" w16cid:durableId="330648353">
-    <w:abstractNumId w:val="13"/>
+    <w:abstractNumId w:val="15"/>
+  </w:num>
+  <w:num w:numId="17" w16cid:durableId="944575234">
+    <w:abstractNumId w:val="12"/>
+  </w:num>
+  <w:num w:numId="18" w16cid:durableId="917904101">
+    <w:abstractNumId w:val="5"/>
   </w:num>
 </w:numbering>
 </file>
@@ -3640,7 +4367,7 @@
   <w:style w:type="paragraph" w:default="1" w:styleId="a">
     <w:name w:val="Normal"/>
     <w:qFormat/>
-    <w:rsid w:val="003A447E"/>
+    <w:rsid w:val="00172D7A"/>
     <w:pPr>
       <w:widowControl w:val="0"/>
     </w:pPr>

--- a/meeting/會談紀錄表1-3.docx
+++ b/meeting/會談紀錄表1-3.docx
@@ -1229,7 +1229,7 @@
             <w:pPr>
               <w:jc w:val="both"/>
               <w:rPr>
-                <w:rFonts w:ascii="標楷體" w:eastAsia="標楷體" w:hAnsi="標楷體" w:hint="eastAsia"/>
+                <w:rFonts w:ascii="標楷體" w:eastAsia="標楷體" w:hAnsi="標楷體"/>
               </w:rPr>
             </w:pPr>
             <w:r>
@@ -1341,7 +1341,7 @@
             <w:pPr>
               <w:jc w:val="both"/>
               <w:rPr>
-                <w:rFonts w:ascii="標楷體" w:eastAsia="標楷體" w:hAnsi="標楷體" w:hint="eastAsia"/>
+                <w:rFonts w:ascii="標楷體" w:eastAsia="標楷體" w:hAnsi="標楷體"/>
               </w:rPr>
             </w:pPr>
           </w:p>
@@ -1382,7 +1382,7 @@
             <w:pPr>
               <w:jc w:val="both"/>
               <w:rPr>
-                <w:rFonts w:ascii="標楷體" w:eastAsia="標楷體" w:hAnsi="標楷體" w:hint="eastAsia"/>
+                <w:rFonts w:ascii="標楷體" w:eastAsia="標楷體" w:hAnsi="標楷體"/>
                 <w:sz w:val="20"/>
                 <w:szCs w:val="20"/>
               </w:rPr>
@@ -1409,7 +1409,7 @@
             <w:pPr>
               <w:jc w:val="both"/>
               <w:rPr>
-                <w:rFonts w:ascii="標楷體" w:eastAsia="標楷體" w:hAnsi="標楷體" w:hint="eastAsia"/>
+                <w:rFonts w:ascii="標楷體" w:eastAsia="標楷體" w:hAnsi="標楷體"/>
                 <w:sz w:val="20"/>
                 <w:szCs w:val="20"/>
               </w:rPr>
@@ -1454,13 +1454,23 @@
               </w:rPr>
               <w:t>套件</w:t>
             </w:r>
-            <w:r>
-              <w:rPr>
-                <w:rFonts w:ascii="標楷體" w:eastAsia="標楷體" w:hAnsi="標楷體"/>
-                <w:sz w:val="20"/>
-                <w:szCs w:val="20"/>
-              </w:rPr>
-              <w:t xml:space="preserve">aioquic &amp; </w:t>
+            <w:proofErr w:type="spellStart"/>
+            <w:r>
+              <w:rPr>
+                <w:rFonts w:ascii="標楷體" w:eastAsia="標楷體" w:hAnsi="標楷體"/>
+                <w:sz w:val="20"/>
+                <w:szCs w:val="20"/>
+              </w:rPr>
+              <w:t>aioquic</w:t>
+            </w:r>
+            <w:proofErr w:type="spellEnd"/>
+            <w:r>
+              <w:rPr>
+                <w:rFonts w:ascii="標楷體" w:eastAsia="標楷體" w:hAnsi="標楷體"/>
+                <w:sz w:val="20"/>
+                <w:szCs w:val="20"/>
+              </w:rPr>
+              <w:t xml:space="preserve"> &amp; </w:t>
             </w:r>
             <w:proofErr w:type="spellStart"/>
             <w:r>
@@ -1778,6 +1788,85 @@
           <w:rFonts w:ascii="標楷體" w:eastAsia="標楷體" w:hAnsi="標楷體"/>
           <w:sz w:val="20"/>
           <w:szCs w:val="20"/>
+        </w:rPr>
+        <w:br w:type="page"/>
+      </w:r>
+    </w:p>
+    <w:p>
+      <w:pPr>
+        <w:jc w:val="both"/>
+        <w:rPr>
+          <w:rFonts w:ascii="標楷體" w:eastAsia="標楷體" w:hAnsi="標楷體"/>
+        </w:rPr>
+      </w:pPr>
+      <w:r>
+        <w:rPr>
+          <w:rFonts w:ascii="標楷體" w:eastAsia="標楷體" w:hAnsi="標楷體"/>
+          <w:noProof/>
+        </w:rPr>
+        <w:lastRenderedPageBreak/>
+        <w:drawing>
+          <wp:inline distT="0" distB="0" distL="0" distR="0" wp14:anchorId="0AEF527B" wp14:editId="7F6B1374">
+            <wp:extent cx="7640961" cy="5752773"/>
+            <wp:effectExtent l="0" t="8255" r="8890" b="8890"/>
+            <wp:docPr id="1665263709" name="圖片 3"/>
+            <wp:cNvGraphicFramePr>
+              <a:graphicFrameLocks xmlns:a="http://schemas.openxmlformats.org/drawingml/2006/main" noChangeAspect="1"/>
+            </wp:cNvGraphicFramePr>
+            <a:graphic xmlns:a="http://schemas.openxmlformats.org/drawingml/2006/main">
+              <a:graphicData uri="http://schemas.openxmlformats.org/drawingml/2006/picture">
+                <pic:pic xmlns:pic="http://schemas.openxmlformats.org/drawingml/2006/picture">
+                  <pic:nvPicPr>
+                    <pic:cNvPr id="1665263709" name="圖片 1665263709"/>
+                    <pic:cNvPicPr/>
+                  </pic:nvPicPr>
+                  <pic:blipFill rotWithShape="1">
+                    <a:blip r:embed="rId8" cstate="print">
+                      <a:extLst>
+                        <a:ext uri="{28A0092B-C50C-407E-A947-70E740481C1C}">
+                          <a14:useLocalDpi xmlns:a14="http://schemas.microsoft.com/office/drawing/2010/main" val="0"/>
+                        </a:ext>
+                      </a:extLst>
+                    </a:blip>
+                    <a:srcRect l="8629" t="1641" r="2013" b="8661"/>
+                    <a:stretch>
+                      <a:fillRect/>
+                    </a:stretch>
+                  </pic:blipFill>
+                  <pic:spPr bwMode="auto">
+                    <a:xfrm rot="5400000">
+                      <a:off x="0" y="0"/>
+                      <a:ext cx="7670306" cy="5774866"/>
+                    </a:xfrm>
+                    <a:prstGeom prst="rect">
+                      <a:avLst/>
+                    </a:prstGeom>
+                    <a:ln>
+                      <a:noFill/>
+                    </a:ln>
+                    <a:extLst>
+                      <a:ext uri="{53640926-AAD7-44D8-BBD7-CCE9431645EC}">
+                        <a14:shadowObscured xmlns:a14="http://schemas.microsoft.com/office/drawing/2010/main"/>
+                      </a:ext>
+                    </a:extLst>
+                  </pic:spPr>
+                </pic:pic>
+              </a:graphicData>
+            </a:graphic>
+          </wp:inline>
+        </w:drawing>
+      </w:r>
+    </w:p>
+    <w:p>
+      <w:pPr>
+        <w:widowControl/>
+        <w:rPr>
+          <w:rFonts w:ascii="標楷體" w:eastAsia="標楷體" w:hAnsi="標楷體"/>
+        </w:rPr>
+      </w:pPr>
+      <w:r>
+        <w:rPr>
+          <w:rFonts w:ascii="標楷體" w:eastAsia="標楷體" w:hAnsi="標楷體"/>
         </w:rPr>
         <w:br w:type="page"/>
       </w:r>
@@ -1834,55 +1923,6 @@
                 <pic:pic xmlns:pic="http://schemas.openxmlformats.org/drawingml/2006/picture">
                   <pic:nvPicPr>
                     <pic:cNvPr id="1092005707" name="圖片 1092005707"/>
-                    <pic:cNvPicPr/>
-                  </pic:nvPicPr>
-                  <pic:blipFill>
-                    <a:blip r:embed="rId8" cstate="print">
-                      <a:extLst>
-                        <a:ext uri="{28A0092B-C50C-407E-A947-70E740481C1C}">
-                          <a14:useLocalDpi xmlns:a14="http://schemas.microsoft.com/office/drawing/2010/main" val="0"/>
-                        </a:ext>
-                      </a:extLst>
-                    </a:blip>
-                    <a:stretch>
-                      <a:fillRect/>
-                    </a:stretch>
-                  </pic:blipFill>
-                  <pic:spPr>
-                    <a:xfrm>
-                      <a:off x="0" y="0"/>
-                      <a:ext cx="3600000" cy="2700596"/>
-                    </a:xfrm>
-                    <a:prstGeom prst="rect">
-                      <a:avLst/>
-                    </a:prstGeom>
-                  </pic:spPr>
-                </pic:pic>
-              </a:graphicData>
-            </a:graphic>
-          </wp:inline>
-        </w:drawing>
-      </w:r>
-      <w:r>
-        <w:rPr>
-          <w:rFonts w:ascii="標楷體" w:eastAsia="標楷體" w:hAnsi="標楷體"/>
-          <w:noProof/>
-          <w:sz w:val="20"/>
-          <w:szCs w:val="20"/>
-        </w:rPr>
-        <w:drawing>
-          <wp:inline distT="0" distB="0" distL="0" distR="0" wp14:anchorId="6830F92F" wp14:editId="34848712">
-            <wp:extent cx="3600000" cy="2700596"/>
-            <wp:effectExtent l="0" t="0" r="635" b="5080"/>
-            <wp:docPr id="504875628" name="圖片 3"/>
-            <wp:cNvGraphicFramePr>
-              <a:graphicFrameLocks xmlns:a="http://schemas.openxmlformats.org/drawingml/2006/main" noChangeAspect="1"/>
-            </wp:cNvGraphicFramePr>
-            <a:graphic xmlns:a="http://schemas.openxmlformats.org/drawingml/2006/main">
-              <a:graphicData uri="http://schemas.openxmlformats.org/drawingml/2006/picture">
-                <pic:pic xmlns:pic="http://schemas.openxmlformats.org/drawingml/2006/picture">
-                  <pic:nvPicPr>
-                    <pic:cNvPr id="504875628" name="圖片 504875628"/>
                     <pic:cNvPicPr/>
                   </pic:nvPicPr>
                   <pic:blipFill>
@@ -1912,46 +1952,18 @@
           </wp:inline>
         </w:drawing>
       </w:r>
-    </w:p>
-    <w:p>
-      <w:pPr>
-        <w:jc w:val="both"/>
+      <w:r>
         <w:rPr>
           <w:rFonts w:ascii="標楷體" w:eastAsia="標楷體" w:hAnsi="標楷體"/>
-        </w:rPr>
-      </w:pPr>
-      <w:r>
-        <w:rPr>
-          <w:rFonts w:ascii="標楷體" w:eastAsia="標楷體" w:hAnsi="標楷體" w:hint="eastAsia"/>
-        </w:rPr>
-        <w:t>第二</w:t>
-      </w:r>
-      <w:proofErr w:type="gramStart"/>
-      <w:r>
-        <w:rPr>
-          <w:rFonts w:ascii="標楷體" w:eastAsia="標楷體" w:hAnsi="標楷體" w:hint="eastAsia"/>
-        </w:rPr>
-        <w:t>週</w:t>
-      </w:r>
-      <w:proofErr w:type="gramEnd"/>
-    </w:p>
-    <w:p>
-      <w:pPr>
-        <w:jc w:val="both"/>
-        <w:rPr>
-          <w:rFonts w:ascii="標楷體" w:eastAsia="標楷體" w:hAnsi="標楷體"/>
-        </w:rPr>
-      </w:pPr>
-      <w:r>
-        <w:rPr>
-          <w:rFonts w:ascii="標楷體" w:eastAsia="標楷體" w:hAnsi="標楷體" w:hint="eastAsia"/>
           <w:noProof/>
+          <w:sz w:val="20"/>
+          <w:szCs w:val="20"/>
         </w:rPr>
         <w:drawing>
-          <wp:inline distT="0" distB="0" distL="0" distR="0" wp14:anchorId="5921E785" wp14:editId="2309BA0C">
-            <wp:extent cx="3600000" cy="2700595"/>
+          <wp:inline distT="0" distB="0" distL="0" distR="0" wp14:anchorId="6830F92F" wp14:editId="34848712">
+            <wp:extent cx="3600000" cy="2700596"/>
             <wp:effectExtent l="0" t="0" r="635" b="5080"/>
-            <wp:docPr id="1489035483" name="圖片 4"/>
+            <wp:docPr id="504875628" name="圖片 3"/>
             <wp:cNvGraphicFramePr>
               <a:graphicFrameLocks xmlns:a="http://schemas.openxmlformats.org/drawingml/2006/main" noChangeAspect="1"/>
             </wp:cNvGraphicFramePr>
@@ -1959,7 +1971,7 @@
               <a:graphicData uri="http://schemas.openxmlformats.org/drawingml/2006/picture">
                 <pic:pic xmlns:pic="http://schemas.openxmlformats.org/drawingml/2006/picture">
                   <pic:nvPicPr>
-                    <pic:cNvPr id="1489035483" name="圖片 1489035483"/>
+                    <pic:cNvPr id="504875628" name="圖片 504875628"/>
                     <pic:cNvPicPr/>
                   </pic:nvPicPr>
                   <pic:blipFill>
@@ -1977,7 +1989,7 @@
                   <pic:spPr>
                     <a:xfrm>
                       <a:off x="0" y="0"/>
-                      <a:ext cx="3600000" cy="2700595"/>
+                      <a:ext cx="3600000" cy="2700596"/>
                     </a:xfrm>
                     <a:prstGeom prst="rect">
                       <a:avLst/>
@@ -1989,17 +2001,46 @@
           </wp:inline>
         </w:drawing>
       </w:r>
+    </w:p>
+    <w:p>
+      <w:pPr>
+        <w:jc w:val="both"/>
+        <w:rPr>
+          <w:rFonts w:ascii="標楷體" w:eastAsia="標楷體" w:hAnsi="標楷體"/>
+        </w:rPr>
+      </w:pPr>
+      <w:r>
+        <w:rPr>
+          <w:rFonts w:ascii="標楷體" w:eastAsia="標楷體" w:hAnsi="標楷體" w:hint="eastAsia"/>
+        </w:rPr>
+        <w:t>第二</w:t>
+      </w:r>
+      <w:proofErr w:type="gramStart"/>
+      <w:r>
+        <w:rPr>
+          <w:rFonts w:ascii="標楷體" w:eastAsia="標楷體" w:hAnsi="標楷體" w:hint="eastAsia"/>
+        </w:rPr>
+        <w:t>週</w:t>
+      </w:r>
+      <w:proofErr w:type="gramEnd"/>
+    </w:p>
+    <w:p>
+      <w:pPr>
+        <w:jc w:val="both"/>
+        <w:rPr>
+          <w:rFonts w:ascii="標楷體" w:eastAsia="標楷體" w:hAnsi="標楷體"/>
+        </w:rPr>
+      </w:pPr>
       <w:r>
         <w:rPr>
           <w:rFonts w:ascii="標楷體" w:eastAsia="標楷體" w:hAnsi="標楷體" w:hint="eastAsia"/>
           <w:noProof/>
         </w:rPr>
-        <w:lastRenderedPageBreak/>
         <w:drawing>
-          <wp:inline distT="0" distB="0" distL="0" distR="0" wp14:anchorId="65A07019" wp14:editId="16D9A5CF">
+          <wp:inline distT="0" distB="0" distL="0" distR="0" wp14:anchorId="5921E785" wp14:editId="54B002DF">
             <wp:extent cx="3600000" cy="2700595"/>
             <wp:effectExtent l="0" t="0" r="635" b="5080"/>
-            <wp:docPr id="2128581783" name="圖片 5"/>
+            <wp:docPr id="1489035483" name="圖片 4"/>
             <wp:cNvGraphicFramePr>
               <a:graphicFrameLocks xmlns:a="http://schemas.openxmlformats.org/drawingml/2006/main" noChangeAspect="1"/>
             </wp:cNvGraphicFramePr>
@@ -2007,7 +2048,7 @@
               <a:graphicData uri="http://schemas.openxmlformats.org/drawingml/2006/picture">
                 <pic:pic xmlns:pic="http://schemas.openxmlformats.org/drawingml/2006/picture">
                   <pic:nvPicPr>
-                    <pic:cNvPr id="2128581783" name="圖片 2128581783"/>
+                    <pic:cNvPr id="1489035483" name="圖片 1489035483"/>
                     <pic:cNvPicPr/>
                   </pic:nvPicPr>
                   <pic:blipFill>
@@ -2037,46 +2078,17 @@
           </wp:inline>
         </w:drawing>
       </w:r>
-    </w:p>
-    <w:p>
-      <w:pPr>
-        <w:jc w:val="both"/>
-        <w:rPr>
-          <w:rFonts w:ascii="標楷體" w:eastAsia="標楷體" w:hAnsi="標楷體"/>
-        </w:rPr>
-      </w:pPr>
       <w:r>
         <w:rPr>
           <w:rFonts w:ascii="標楷體" w:eastAsia="標楷體" w:hAnsi="標楷體" w:hint="eastAsia"/>
-        </w:rPr>
-        <w:t>第三</w:t>
-      </w:r>
-      <w:proofErr w:type="gramStart"/>
-      <w:r>
-        <w:rPr>
-          <w:rFonts w:ascii="標楷體" w:eastAsia="標楷體" w:hAnsi="標楷體" w:hint="eastAsia"/>
-        </w:rPr>
-        <w:t>週</w:t>
-      </w:r>
-      <w:proofErr w:type="gramEnd"/>
-    </w:p>
-    <w:p>
-      <w:pPr>
-        <w:jc w:val="both"/>
-        <w:rPr>
-          <w:rFonts w:ascii="標楷體" w:eastAsia="標楷體" w:hAnsi="標楷體"/>
-        </w:rPr>
-      </w:pPr>
-      <w:r>
-        <w:rPr>
-          <w:rFonts w:ascii="標楷體" w:eastAsia="標楷體" w:hAnsi="標楷體"/>
           <w:noProof/>
         </w:rPr>
+        <w:lastRenderedPageBreak/>
         <w:drawing>
-          <wp:inline distT="0" distB="0" distL="0" distR="0" wp14:anchorId="6BDB5DA1" wp14:editId="0655417E">
+          <wp:inline distT="0" distB="0" distL="0" distR="0" wp14:anchorId="65A07019" wp14:editId="16D9A5CF">
             <wp:extent cx="3600000" cy="2700595"/>
             <wp:effectExtent l="0" t="0" r="635" b="5080"/>
-            <wp:docPr id="557105075" name="圖片 2"/>
+            <wp:docPr id="2128581783" name="圖片 5"/>
             <wp:cNvGraphicFramePr>
               <a:graphicFrameLocks xmlns:a="http://schemas.openxmlformats.org/drawingml/2006/main" noChangeAspect="1"/>
             </wp:cNvGraphicFramePr>
@@ -2084,7 +2096,7 @@
               <a:graphicData uri="http://schemas.openxmlformats.org/drawingml/2006/picture">
                 <pic:pic xmlns:pic="http://schemas.openxmlformats.org/drawingml/2006/picture">
                   <pic:nvPicPr>
-                    <pic:cNvPr id="557105075" name="圖片 557105075"/>
+                    <pic:cNvPr id="2128581783" name="圖片 2128581783"/>
                     <pic:cNvPicPr/>
                   </pic:nvPicPr>
                   <pic:blipFill>
@@ -2114,16 +2126,46 @@
           </wp:inline>
         </w:drawing>
       </w:r>
+    </w:p>
+    <w:p>
+      <w:pPr>
+        <w:jc w:val="both"/>
+        <w:rPr>
+          <w:rFonts w:ascii="標楷體" w:eastAsia="標楷體" w:hAnsi="標楷體"/>
+        </w:rPr>
+      </w:pPr>
+      <w:r>
+        <w:rPr>
+          <w:rFonts w:ascii="標楷體" w:eastAsia="標楷體" w:hAnsi="標楷體" w:hint="eastAsia"/>
+        </w:rPr>
+        <w:t>第三</w:t>
+      </w:r>
+      <w:proofErr w:type="gramStart"/>
+      <w:r>
+        <w:rPr>
+          <w:rFonts w:ascii="標楷體" w:eastAsia="標楷體" w:hAnsi="標楷體" w:hint="eastAsia"/>
+        </w:rPr>
+        <w:t>週</w:t>
+      </w:r>
+      <w:proofErr w:type="gramEnd"/>
+    </w:p>
+    <w:p>
+      <w:pPr>
+        <w:jc w:val="both"/>
+        <w:rPr>
+          <w:rFonts w:ascii="標楷體" w:eastAsia="標楷體" w:hAnsi="標楷體"/>
+        </w:rPr>
+      </w:pPr>
       <w:r>
         <w:rPr>
           <w:rFonts w:ascii="標楷體" w:eastAsia="標楷體" w:hAnsi="標楷體"/>
           <w:noProof/>
         </w:rPr>
         <w:drawing>
-          <wp:inline distT="0" distB="0" distL="0" distR="0" wp14:anchorId="46212158" wp14:editId="54F6422B">
+          <wp:inline distT="0" distB="0" distL="0" distR="0" wp14:anchorId="6BDB5DA1" wp14:editId="0655417E">
             <wp:extent cx="3600000" cy="2700595"/>
             <wp:effectExtent l="0" t="0" r="635" b="5080"/>
-            <wp:docPr id="550558305" name="圖片 3"/>
+            <wp:docPr id="557105075" name="圖片 2"/>
             <wp:cNvGraphicFramePr>
               <a:graphicFrameLocks xmlns:a="http://schemas.openxmlformats.org/drawingml/2006/main" noChangeAspect="1"/>
             </wp:cNvGraphicFramePr>
@@ -2131,7 +2173,7 @@
               <a:graphicData uri="http://schemas.openxmlformats.org/drawingml/2006/picture">
                 <pic:pic xmlns:pic="http://schemas.openxmlformats.org/drawingml/2006/picture">
                   <pic:nvPicPr>
-                    <pic:cNvPr id="550558305" name="圖片 550558305"/>
+                    <pic:cNvPr id="557105075" name="圖片 557105075"/>
                     <pic:cNvPicPr/>
                   </pic:nvPicPr>
                   <pic:blipFill>
@@ -2161,22 +2203,64 @@
           </wp:inline>
         </w:drawing>
       </w:r>
+      <w:r>
+        <w:rPr>
+          <w:rFonts w:ascii="標楷體" w:eastAsia="標楷體" w:hAnsi="標楷體"/>
+          <w:noProof/>
+        </w:rPr>
+        <w:drawing>
+          <wp:inline distT="0" distB="0" distL="0" distR="0" wp14:anchorId="46212158" wp14:editId="54F6422B">
+            <wp:extent cx="3600000" cy="2700595"/>
+            <wp:effectExtent l="0" t="0" r="635" b="5080"/>
+            <wp:docPr id="550558305" name="圖片 3"/>
+            <wp:cNvGraphicFramePr>
+              <a:graphicFrameLocks xmlns:a="http://schemas.openxmlformats.org/drawingml/2006/main" noChangeAspect="1"/>
+            </wp:cNvGraphicFramePr>
+            <a:graphic xmlns:a="http://schemas.openxmlformats.org/drawingml/2006/main">
+              <a:graphicData uri="http://schemas.openxmlformats.org/drawingml/2006/picture">
+                <pic:pic xmlns:pic="http://schemas.openxmlformats.org/drawingml/2006/picture">
+                  <pic:nvPicPr>
+                    <pic:cNvPr id="550558305" name="圖片 550558305"/>
+                    <pic:cNvPicPr/>
+                  </pic:nvPicPr>
+                  <pic:blipFill>
+                    <a:blip r:embed="rId14" cstate="print">
+                      <a:extLst>
+                        <a:ext uri="{28A0092B-C50C-407E-A947-70E740481C1C}">
+                          <a14:useLocalDpi xmlns:a14="http://schemas.microsoft.com/office/drawing/2010/main" val="0"/>
+                        </a:ext>
+                      </a:extLst>
+                    </a:blip>
+                    <a:stretch>
+                      <a:fillRect/>
+                    </a:stretch>
+                  </pic:blipFill>
+                  <pic:spPr>
+                    <a:xfrm>
+                      <a:off x="0" y="0"/>
+                      <a:ext cx="3600000" cy="2700595"/>
+                    </a:xfrm>
+                    <a:prstGeom prst="rect">
+                      <a:avLst/>
+                    </a:prstGeom>
+                  </pic:spPr>
+                </pic:pic>
+              </a:graphicData>
+            </a:graphic>
+          </wp:inline>
+        </w:drawing>
+      </w:r>
     </w:p>
     <w:p>
       <w:pPr>
         <w:jc w:val="both"/>
         <w:rPr>
-          <w:rFonts w:ascii="標楷體" w:eastAsia="標楷體" w:hAnsi="標楷體" w:hint="eastAsia"/>
+          <w:rFonts w:ascii="標楷體" w:eastAsia="標楷體" w:hAnsi="標楷體"/>
         </w:rPr>
       </w:pPr>
     </w:p>
     <w:sectPr>
-      <w:headerReference w:type="even" r:id="rId14"/>
-      <w:headerReference w:type="default" r:id="rId15"/>
-      <w:footerReference w:type="even" r:id="rId16"/>
-      <w:footerReference w:type="default" r:id="rId17"/>
-      <w:headerReference w:type="first" r:id="rId18"/>
-      <w:footerReference w:type="first" r:id="rId19"/>
+      <w:footerReference w:type="default" r:id="rId15"/>
       <w:pgSz w:w="11906" w:h="16838"/>
       <w:pgMar w:top="567" w:right="1418" w:bottom="851" w:left="1418" w:header="284" w:footer="567" w:gutter="0"/>
       <w:cols w:space="425"/>
@@ -2210,27 +2294,7 @@
   <w:p>
     <w:pPr>
       <w:pStyle w:val="a7"/>
-    </w:pPr>
-  </w:p>
-</w:ftr>
-</file>
-
-<file path=word/footer2.xml><?xml version="1.0" encoding="utf-8"?>
-<w:ftr xmlns:wpc="http://schemas.microsoft.com/office/word/2010/wordprocessingCanvas" xmlns:cx="http://schemas.microsoft.com/office/drawing/2014/chartex" xmlns:cx1="http://schemas.microsoft.com/office/drawing/2015/9/8/chartex" xmlns:cx2="http://schemas.microsoft.com/office/drawing/2015/10/21/chartex" xmlns:cx3="http://schemas.microsoft.com/office/drawing/2016/5/9/chartex" xmlns:cx4="http://schemas.microsoft.com/office/drawing/2016/5/10/chartex" xmlns:cx5="http://schemas.microsoft.com/office/drawing/2016/5/11/chartex" xmlns:cx6="http://schemas.microsoft.com/office/drawing/2016/5/12/chartex" xmlns:cx7="http://schemas.microsoft.com/office/drawing/2016/5/13/chartex" xmlns:cx8="http://schemas.microsoft.com/office/drawing/2016/5/14/chartex" xmlns:mc="http://schemas.openxmlformats.org/markup-compatibility/2006" xmlns:aink="http://schemas.microsoft.com/office/drawing/2016/ink" xmlns:am3d="http://schemas.microsoft.com/office/drawing/2017/model3d" xmlns:o="urn:schemas-microsoft-com:office:office" xmlns:oel="http://schemas.microsoft.com/office/2019/extlst" xmlns:r="http://schemas.openxmlformats.org/officeDocument/2006/relationships" xmlns:m="http://schemas.openxmlformats.org/officeDocument/2006/math" xmlns:v="urn:schemas-microsoft-com:vml" xmlns:wp14="http://schemas.microsoft.com/office/word/2010/wordprocessingDrawing" xmlns:wp="http://schemas.openxmlformats.org/drawingml/2006/wordprocessingDrawing" xmlns:w10="urn:schemas-microsoft-com:office:word" xmlns:w="http://schemas.openxmlformats.org/wordprocessingml/2006/main" xmlns:w14="http://schemas.microsoft.com/office/word/2010/wordml" xmlns:w15="http://schemas.microsoft.com/office/word/2012/wordml" xmlns:w16cex="http://schemas.microsoft.com/office/word/2018/wordml/cex" xmlns:w16cid="http://schemas.microsoft.com/office/word/2016/wordml/cid" xmlns:w16="http://schemas.microsoft.com/office/word/2018/wordml" xmlns:w16du="http://schemas.microsoft.com/office/word/2023/wordml/word16du" xmlns:w16sdtdh="http://schemas.microsoft.com/office/word/2020/wordml/sdtdatahash" xmlns:w16sdtfl="http://schemas.microsoft.com/office/word/2024/wordml/sdtformatlock" xmlns:w16se="http://schemas.microsoft.com/office/word/2015/wordml/symex" xmlns:wpg="http://schemas.microsoft.com/office/word/2010/wordprocessingGroup" xmlns:wpi="http://schemas.microsoft.com/office/word/2010/wordprocessingInk" xmlns:wne="http://schemas.microsoft.com/office/word/2006/wordml" xmlns:wps="http://schemas.microsoft.com/office/word/2010/wordprocessingShape" mc:Ignorable="w14 w15 w16se w16cid w16 w16cex w16sdtdh w16sdtfl w16du wp14">
-  <w:p>
-    <w:pPr>
-      <w:pStyle w:val="a7"/>
       <w:jc w:val="center"/>
-    </w:pPr>
-  </w:p>
-</w:ftr>
-</file>
-
-<file path=word/footer3.xml><?xml version="1.0" encoding="utf-8"?>
-<w:ftr xmlns:wpc="http://schemas.microsoft.com/office/word/2010/wordprocessingCanvas" xmlns:cx="http://schemas.microsoft.com/office/drawing/2014/chartex" xmlns:cx1="http://schemas.microsoft.com/office/drawing/2015/9/8/chartex" xmlns:cx2="http://schemas.microsoft.com/office/drawing/2015/10/21/chartex" xmlns:cx3="http://schemas.microsoft.com/office/drawing/2016/5/9/chartex" xmlns:cx4="http://schemas.microsoft.com/office/drawing/2016/5/10/chartex" xmlns:cx5="http://schemas.microsoft.com/office/drawing/2016/5/11/chartex" xmlns:cx6="http://schemas.microsoft.com/office/drawing/2016/5/12/chartex" xmlns:cx7="http://schemas.microsoft.com/office/drawing/2016/5/13/chartex" xmlns:cx8="http://schemas.microsoft.com/office/drawing/2016/5/14/chartex" xmlns:mc="http://schemas.openxmlformats.org/markup-compatibility/2006" xmlns:aink="http://schemas.microsoft.com/office/drawing/2016/ink" xmlns:am3d="http://schemas.microsoft.com/office/drawing/2017/model3d" xmlns:o="urn:schemas-microsoft-com:office:office" xmlns:oel="http://schemas.microsoft.com/office/2019/extlst" xmlns:r="http://schemas.openxmlformats.org/officeDocument/2006/relationships" xmlns:m="http://schemas.openxmlformats.org/officeDocument/2006/math" xmlns:v="urn:schemas-microsoft-com:vml" xmlns:wp14="http://schemas.microsoft.com/office/word/2010/wordprocessingDrawing" xmlns:wp="http://schemas.openxmlformats.org/drawingml/2006/wordprocessingDrawing" xmlns:w10="urn:schemas-microsoft-com:office:word" xmlns:w="http://schemas.openxmlformats.org/wordprocessingml/2006/main" xmlns:w14="http://schemas.microsoft.com/office/word/2010/wordml" xmlns:w15="http://schemas.microsoft.com/office/word/2012/wordml" xmlns:w16cex="http://schemas.microsoft.com/office/word/2018/wordml/cex" xmlns:w16cid="http://schemas.microsoft.com/office/word/2016/wordml/cid" xmlns:w16="http://schemas.microsoft.com/office/word/2018/wordml" xmlns:w16du="http://schemas.microsoft.com/office/word/2023/wordml/word16du" xmlns:w16sdtdh="http://schemas.microsoft.com/office/word/2020/wordml/sdtdatahash" xmlns:w16sdtfl="http://schemas.microsoft.com/office/word/2024/wordml/sdtformatlock" xmlns:w16se="http://schemas.microsoft.com/office/word/2015/wordml/symex" xmlns:wpg="http://schemas.microsoft.com/office/word/2010/wordprocessingGroup" xmlns:wpi="http://schemas.microsoft.com/office/word/2010/wordprocessingInk" xmlns:wne="http://schemas.microsoft.com/office/word/2006/wordml" xmlns:wps="http://schemas.microsoft.com/office/word/2010/wordprocessingShape" mc:Ignorable="w14 w15 w16se w16cid w16 w16cex w16sdtdh w16sdtfl w16du wp14">
-  <w:p>
-    <w:pPr>
-      <w:pStyle w:val="a7"/>
     </w:pPr>
   </w:p>
 </w:ftr>
@@ -2253,36 +2317,6 @@
     </w:p>
   </w:footnote>
 </w:footnotes>
-</file>
-
-<file path=word/header1.xml><?xml version="1.0" encoding="utf-8"?>
-<w:hdr xmlns:wpc="http://schemas.microsoft.com/office/word/2010/wordprocessingCanvas" xmlns:cx="http://schemas.microsoft.com/office/drawing/2014/chartex" xmlns:cx1="http://schemas.microsoft.com/office/drawing/2015/9/8/chartex" xmlns:cx2="http://schemas.microsoft.com/office/drawing/2015/10/21/chartex" xmlns:cx3="http://schemas.microsoft.com/office/drawing/2016/5/9/chartex" xmlns:cx4="http://schemas.microsoft.com/office/drawing/2016/5/10/chartex" xmlns:cx5="http://schemas.microsoft.com/office/drawing/2016/5/11/chartex" xmlns:cx6="http://schemas.microsoft.com/office/drawing/2016/5/12/chartex" xmlns:cx7="http://schemas.microsoft.com/office/drawing/2016/5/13/chartex" xmlns:cx8="http://schemas.microsoft.com/office/drawing/2016/5/14/chartex" xmlns:mc="http://schemas.openxmlformats.org/markup-compatibility/2006" xmlns:aink="http://schemas.microsoft.com/office/drawing/2016/ink" xmlns:am3d="http://schemas.microsoft.com/office/drawing/2017/model3d" xmlns:o="urn:schemas-microsoft-com:office:office" xmlns:oel="http://schemas.microsoft.com/office/2019/extlst" xmlns:r="http://schemas.openxmlformats.org/officeDocument/2006/relationships" xmlns:m="http://schemas.openxmlformats.org/officeDocument/2006/math" xmlns:v="urn:schemas-microsoft-com:vml" xmlns:wp14="http://schemas.microsoft.com/office/word/2010/wordprocessingDrawing" xmlns:wp="http://schemas.openxmlformats.org/drawingml/2006/wordprocessingDrawing" xmlns:w10="urn:schemas-microsoft-com:office:word" xmlns:w="http://schemas.openxmlformats.org/wordprocessingml/2006/main" xmlns:w14="http://schemas.microsoft.com/office/word/2010/wordml" xmlns:w15="http://schemas.microsoft.com/office/word/2012/wordml" xmlns:w16cex="http://schemas.microsoft.com/office/word/2018/wordml/cex" xmlns:w16cid="http://schemas.microsoft.com/office/word/2016/wordml/cid" xmlns:w16="http://schemas.microsoft.com/office/word/2018/wordml" xmlns:w16du="http://schemas.microsoft.com/office/word/2023/wordml/word16du" xmlns:w16sdtdh="http://schemas.microsoft.com/office/word/2020/wordml/sdtdatahash" xmlns:w16sdtfl="http://schemas.microsoft.com/office/word/2024/wordml/sdtformatlock" xmlns:w16se="http://schemas.microsoft.com/office/word/2015/wordml/symex" xmlns:wpg="http://schemas.microsoft.com/office/word/2010/wordprocessingGroup" xmlns:wpi="http://schemas.microsoft.com/office/word/2010/wordprocessingInk" xmlns:wne="http://schemas.microsoft.com/office/word/2006/wordml" xmlns:wps="http://schemas.microsoft.com/office/word/2010/wordprocessingShape" mc:Ignorable="w14 w15 w16se w16cid w16 w16cex w16sdtdh w16sdtfl w16du wp14">
-  <w:p>
-    <w:pPr>
-      <w:pStyle w:val="a5"/>
-    </w:pPr>
-  </w:p>
-</w:hdr>
-</file>
-
-<file path=word/header2.xml><?xml version="1.0" encoding="utf-8"?>
-<w:hdr xmlns:wpc="http://schemas.microsoft.com/office/word/2010/wordprocessingCanvas" xmlns:cx="http://schemas.microsoft.com/office/drawing/2014/chartex" xmlns:cx1="http://schemas.microsoft.com/office/drawing/2015/9/8/chartex" xmlns:cx2="http://schemas.microsoft.com/office/drawing/2015/10/21/chartex" xmlns:cx3="http://schemas.microsoft.com/office/drawing/2016/5/9/chartex" xmlns:cx4="http://schemas.microsoft.com/office/drawing/2016/5/10/chartex" xmlns:cx5="http://schemas.microsoft.com/office/drawing/2016/5/11/chartex" xmlns:cx6="http://schemas.microsoft.com/office/drawing/2016/5/12/chartex" xmlns:cx7="http://schemas.microsoft.com/office/drawing/2016/5/13/chartex" xmlns:cx8="http://schemas.microsoft.com/office/drawing/2016/5/14/chartex" xmlns:mc="http://schemas.openxmlformats.org/markup-compatibility/2006" xmlns:aink="http://schemas.microsoft.com/office/drawing/2016/ink" xmlns:am3d="http://schemas.microsoft.com/office/drawing/2017/model3d" xmlns:o="urn:schemas-microsoft-com:office:office" xmlns:oel="http://schemas.microsoft.com/office/2019/extlst" xmlns:r="http://schemas.openxmlformats.org/officeDocument/2006/relationships" xmlns:m="http://schemas.openxmlformats.org/officeDocument/2006/math" xmlns:v="urn:schemas-microsoft-com:vml" xmlns:wp14="http://schemas.microsoft.com/office/word/2010/wordprocessingDrawing" xmlns:wp="http://schemas.openxmlformats.org/drawingml/2006/wordprocessingDrawing" xmlns:w10="urn:schemas-microsoft-com:office:word" xmlns:w="http://schemas.openxmlformats.org/wordprocessingml/2006/main" xmlns:w14="http://schemas.microsoft.com/office/word/2010/wordml" xmlns:w15="http://schemas.microsoft.com/office/word/2012/wordml" xmlns:w16cex="http://schemas.microsoft.com/office/word/2018/wordml/cex" xmlns:w16cid="http://schemas.microsoft.com/office/word/2016/wordml/cid" xmlns:w16="http://schemas.microsoft.com/office/word/2018/wordml" xmlns:w16du="http://schemas.microsoft.com/office/word/2023/wordml/word16du" xmlns:w16sdtdh="http://schemas.microsoft.com/office/word/2020/wordml/sdtdatahash" xmlns:w16sdtfl="http://schemas.microsoft.com/office/word/2024/wordml/sdtformatlock" xmlns:w16se="http://schemas.microsoft.com/office/word/2015/wordml/symex" xmlns:wpg="http://schemas.microsoft.com/office/word/2010/wordprocessingGroup" xmlns:wpi="http://schemas.microsoft.com/office/word/2010/wordprocessingInk" xmlns:wne="http://schemas.microsoft.com/office/word/2006/wordml" xmlns:wps="http://schemas.microsoft.com/office/word/2010/wordprocessingShape" mc:Ignorable="w14 w15 w16se w16cid w16 w16cex w16sdtdh w16sdtfl w16du wp14">
-  <w:p>
-    <w:pPr>
-      <w:pStyle w:val="a5"/>
-    </w:pPr>
-  </w:p>
-</w:hdr>
-</file>
-
-<file path=word/header3.xml><?xml version="1.0" encoding="utf-8"?>
-<w:hdr xmlns:wpc="http://schemas.microsoft.com/office/word/2010/wordprocessingCanvas" xmlns:cx="http://schemas.microsoft.com/office/drawing/2014/chartex" xmlns:cx1="http://schemas.microsoft.com/office/drawing/2015/9/8/chartex" xmlns:cx2="http://schemas.microsoft.com/office/drawing/2015/10/21/chartex" xmlns:cx3="http://schemas.microsoft.com/office/drawing/2016/5/9/chartex" xmlns:cx4="http://schemas.microsoft.com/office/drawing/2016/5/10/chartex" xmlns:cx5="http://schemas.microsoft.com/office/drawing/2016/5/11/chartex" xmlns:cx6="http://schemas.microsoft.com/office/drawing/2016/5/12/chartex" xmlns:cx7="http://schemas.microsoft.com/office/drawing/2016/5/13/chartex" xmlns:cx8="http://schemas.microsoft.com/office/drawing/2016/5/14/chartex" xmlns:mc="http://schemas.openxmlformats.org/markup-compatibility/2006" xmlns:aink="http://schemas.microsoft.com/office/drawing/2016/ink" xmlns:am3d="http://schemas.microsoft.com/office/drawing/2017/model3d" xmlns:o="urn:schemas-microsoft-com:office:office" xmlns:oel="http://schemas.microsoft.com/office/2019/extlst" xmlns:r="http://schemas.openxmlformats.org/officeDocument/2006/relationships" xmlns:m="http://schemas.openxmlformats.org/officeDocument/2006/math" xmlns:v="urn:schemas-microsoft-com:vml" xmlns:wp14="http://schemas.microsoft.com/office/word/2010/wordprocessingDrawing" xmlns:wp="http://schemas.openxmlformats.org/drawingml/2006/wordprocessingDrawing" xmlns:w10="urn:schemas-microsoft-com:office:word" xmlns:w="http://schemas.openxmlformats.org/wordprocessingml/2006/main" xmlns:w14="http://schemas.microsoft.com/office/word/2010/wordml" xmlns:w15="http://schemas.microsoft.com/office/word/2012/wordml" xmlns:w16cex="http://schemas.microsoft.com/office/word/2018/wordml/cex" xmlns:w16cid="http://schemas.microsoft.com/office/word/2016/wordml/cid" xmlns:w16="http://schemas.microsoft.com/office/word/2018/wordml" xmlns:w16du="http://schemas.microsoft.com/office/word/2023/wordml/word16du" xmlns:w16sdtdh="http://schemas.microsoft.com/office/word/2020/wordml/sdtdatahash" xmlns:w16sdtfl="http://schemas.microsoft.com/office/word/2024/wordml/sdtformatlock" xmlns:w16se="http://schemas.microsoft.com/office/word/2015/wordml/symex" xmlns:wpg="http://schemas.microsoft.com/office/word/2010/wordprocessingGroup" xmlns:wpi="http://schemas.microsoft.com/office/word/2010/wordprocessingInk" xmlns:wne="http://schemas.microsoft.com/office/word/2006/wordml" xmlns:wps="http://schemas.microsoft.com/office/word/2010/wordprocessingShape" mc:Ignorable="w14 w15 w16se w16cid w16 w16cex w16sdtdh w16sdtfl w16du wp14">
-  <w:p>
-    <w:pPr>
-      <w:pStyle w:val="a5"/>
-    </w:pPr>
-  </w:p>
-</w:hdr>
 </file>
 
 <file path=word/numbering.xml><?xml version="1.0" encoding="utf-8"?>
